--- a/TablesFigures/AIC_Age_Threshold_Comparison.docx
+++ b/TablesFigures/AIC_Age_Threshold_Comparison.docx
@@ -76,7 +76,7 @@
                 <w:szCs w:val="22"/>
                 <w:color w:val="000000"/>
               </w:rPr>
-              <w:t xml:space="preserve">Threshold</w:t>
+              <w:t xml:space="preserve">Threshold ages</w:t>
             </w:r>
           </w:p>
         </w:tc>

--- a/TablesFigures/AIC_Age_Threshold_Comparison.docx
+++ b/TablesFigures/AIC_Age_Threshold_Comparison.docx
@@ -342,7 +342,7 @@
                 <w:szCs w:val="22"/>
                 <w:color w:val="000000"/>
               </w:rPr>
-              <w:t xml:space="preserve">2,737.4</w:t>
+              <w:t xml:space="preserve">2,755.4</w:t>
             </w:r>
           </w:p>
         </w:tc>
@@ -394,7 +394,7 @@
                 <w:szCs w:val="22"/>
                 <w:color w:val="000000"/>
               </w:rPr>
-              <w:t xml:space="preserve">13.53</w:t>
+              <w:t xml:space="preserve">9.90</w:t>
             </w:r>
           </w:p>
         </w:tc>
@@ -446,7 +446,7 @@
                 <w:szCs w:val="22"/>
                 <w:color w:val="000000"/>
               </w:rPr>
-              <w:t xml:space="preserve">0.000</w:t>
+              <w:t xml:space="preserve">0.003</w:t>
             </w:r>
           </w:p>
         </w:tc>
@@ -556,7 +556,7 @@
                 <w:szCs w:val="22"/>
                 <w:color w:val="000000"/>
               </w:rPr>
-              <w:t xml:space="preserve">2,736.7</w:t>
+              <w:t xml:space="preserve">2,755.4</w:t>
             </w:r>
           </w:p>
         </w:tc>
@@ -608,7 +608,7 @@
                 <w:szCs w:val="22"/>
                 <w:color w:val="000000"/>
               </w:rPr>
-              <w:t xml:space="preserve">12.85</w:t>
+              <w:t xml:space="preserve">9.93</w:t>
             </w:r>
           </w:p>
         </w:tc>
@@ -660,7 +660,7 @@
                 <w:szCs w:val="22"/>
                 <w:color w:val="000000"/>
               </w:rPr>
-              <w:t xml:space="preserve">0.001</w:t>
+              <w:t xml:space="preserve">0.003</w:t>
             </w:r>
           </w:p>
         </w:tc>
@@ -770,7 +770,7 @@
                 <w:szCs w:val="22"/>
                 <w:color w:val="000000"/>
               </w:rPr>
-              <w:t xml:space="preserve">2,728.9</w:t>
+              <w:t xml:space="preserve">2,749.6</w:t>
             </w:r>
           </w:p>
         </w:tc>
@@ -822,7 +822,7 @@
                 <w:szCs w:val="22"/>
                 <w:color w:val="000000"/>
               </w:rPr>
-              <w:t xml:space="preserve">5.03</w:t>
+              <w:t xml:space="preserve">4.09</w:t>
             </w:r>
           </w:p>
         </w:tc>
@@ -874,7 +874,7 @@
                 <w:szCs w:val="22"/>
                 <w:color w:val="000000"/>
               </w:rPr>
-              <w:t xml:space="preserve">0.033</w:t>
+              <w:t xml:space="preserve">0.047</w:t>
             </w:r>
           </w:p>
         </w:tc>
@@ -984,7 +984,7 @@
                 <w:szCs w:val="22"/>
                 <w:color w:val="000000"/>
               </w:rPr>
-              <w:t xml:space="preserve">2,724.0</w:t>
+              <w:t xml:space="preserve">2,745.5</w:t>
             </w:r>
           </w:p>
         </w:tc>
@@ -1036,7 +1036,7 @@
                 <w:szCs w:val="22"/>
                 <w:color w:val="000000"/>
               </w:rPr>
-              <w:t xml:space="preserve">0.14</w:t>
+              <w:t xml:space="preserve">0.05</w:t>
             </w:r>
           </w:p>
         </w:tc>
@@ -1088,7 +1088,7 @@
                 <w:szCs w:val="22"/>
                 <w:color w:val="000000"/>
               </w:rPr>
-              <w:t xml:space="preserve">0.375</w:t>
+              <w:t xml:space="preserve">0.358</w:t>
             </w:r>
           </w:p>
         </w:tc>
@@ -1129,18 +1129,18 @@
               <w:rPr>
                 <w:rFonts w:ascii="Helvetica" w:hAnsi="Helvetica" w:eastAsia="Helvetica" w:cs="Helvetica"/>
                 <w:i w:val="false"/>
-                <w:b w:val="true"/>
-                <w:u w:val="none"/>
-                <w:sz w:val="22"/>
-                <w:szCs w:val="22"/>
-                <w:color w:val="000000"/>
-              </w:rPr>
-            </w:pPr>
-            <w:r>
-              <w:rPr>
-                <w:rFonts w:ascii="Helvetica" w:hAnsi="Helvetica" w:eastAsia="Helvetica" w:cs="Helvetica"/>
-                <w:i w:val="false"/>
-                <w:b w:val="true"/>
+                <w:b w:val="false"/>
+                <w:u w:val="none"/>
+                <w:sz w:val="22"/>
+                <w:szCs w:val="22"/>
+                <w:color w:val="000000"/>
+              </w:rPr>
+            </w:pPr>
+            <w:r>
+              <w:rPr>
+                <w:rFonts w:ascii="Helvetica" w:hAnsi="Helvetica" w:eastAsia="Helvetica" w:cs="Helvetica"/>
+                <w:i w:val="false"/>
+                <w:b w:val="false"/>
                 <w:u w:val="none"/>
                 <w:sz w:val="22"/>
                 <w:szCs w:val="22"/>
@@ -1181,24 +1181,24 @@
               <w:rPr>
                 <w:rFonts w:ascii="Helvetica" w:hAnsi="Helvetica" w:eastAsia="Helvetica" w:cs="Helvetica"/>
                 <w:i w:val="false"/>
-                <w:b w:val="true"/>
-                <w:u w:val="none"/>
-                <w:sz w:val="22"/>
-                <w:szCs w:val="22"/>
-                <w:color w:val="000000"/>
-              </w:rPr>
-            </w:pPr>
-            <w:r>
-              <w:rPr>
-                <w:rFonts w:ascii="Helvetica" w:hAnsi="Helvetica" w:eastAsia="Helvetica" w:cs="Helvetica"/>
-                <w:i w:val="false"/>
-                <w:b w:val="true"/>
-                <w:u w:val="none"/>
-                <w:sz w:val="22"/>
-                <w:szCs w:val="22"/>
-                <w:color w:val="000000"/>
-              </w:rPr>
-              <w:t xml:space="preserve">2,723.8</w:t>
+                <w:b w:val="false"/>
+                <w:u w:val="none"/>
+                <w:sz w:val="22"/>
+                <w:szCs w:val="22"/>
+                <w:color w:val="000000"/>
+              </w:rPr>
+            </w:pPr>
+            <w:r>
+              <w:rPr>
+                <w:rFonts w:ascii="Helvetica" w:hAnsi="Helvetica" w:eastAsia="Helvetica" w:cs="Helvetica"/>
+                <w:i w:val="false"/>
+                <w:b w:val="false"/>
+                <w:u w:val="none"/>
+                <w:sz w:val="22"/>
+                <w:szCs w:val="22"/>
+                <w:color w:val="000000"/>
+              </w:rPr>
+              <w:t xml:space="preserve">2,745.5</w:t>
             </w:r>
           </w:p>
         </w:tc>
@@ -1233,18 +1233,18 @@
               <w:rPr>
                 <w:rFonts w:ascii="Helvetica" w:hAnsi="Helvetica" w:eastAsia="Helvetica" w:cs="Helvetica"/>
                 <w:i w:val="false"/>
-                <w:b w:val="true"/>
-                <w:u w:val="none"/>
-                <w:sz w:val="22"/>
-                <w:szCs w:val="22"/>
-                <w:color w:val="000000"/>
-              </w:rPr>
-            </w:pPr>
-            <w:r>
-              <w:rPr>
-                <w:rFonts w:ascii="Helvetica" w:hAnsi="Helvetica" w:eastAsia="Helvetica" w:cs="Helvetica"/>
-                <w:i w:val="false"/>
-                <w:b w:val="true"/>
+                <w:b w:val="false"/>
+                <w:u w:val="none"/>
+                <w:sz w:val="22"/>
+                <w:szCs w:val="22"/>
+                <w:color w:val="000000"/>
+              </w:rPr>
+            </w:pPr>
+            <w:r>
+              <w:rPr>
+                <w:rFonts w:ascii="Helvetica" w:hAnsi="Helvetica" w:eastAsia="Helvetica" w:cs="Helvetica"/>
+                <w:i w:val="false"/>
+                <w:b w:val="false"/>
                 <w:u w:val="none"/>
                 <w:sz w:val="22"/>
                 <w:szCs w:val="22"/>
@@ -1285,24 +1285,24 @@
               <w:rPr>
                 <w:rFonts w:ascii="Helvetica" w:hAnsi="Helvetica" w:eastAsia="Helvetica" w:cs="Helvetica"/>
                 <w:i w:val="false"/>
-                <w:b w:val="true"/>
-                <w:u w:val="none"/>
-                <w:sz w:val="22"/>
-                <w:szCs w:val="22"/>
-                <w:color w:val="000000"/>
-              </w:rPr>
-            </w:pPr>
-            <w:r>
-              <w:rPr>
-                <w:rFonts w:ascii="Helvetica" w:hAnsi="Helvetica" w:eastAsia="Helvetica" w:cs="Helvetica"/>
-                <w:i w:val="false"/>
-                <w:b w:val="true"/>
-                <w:u w:val="none"/>
-                <w:sz w:val="22"/>
-                <w:szCs w:val="22"/>
-                <w:color w:val="000000"/>
-              </w:rPr>
-              <w:t xml:space="preserve">0.402</w:t>
+                <w:b w:val="false"/>
+                <w:u w:val="none"/>
+                <w:sz w:val="22"/>
+                <w:szCs w:val="22"/>
+                <w:color w:val="000000"/>
+              </w:rPr>
+            </w:pPr>
+            <w:r>
+              <w:rPr>
+                <w:rFonts w:ascii="Helvetica" w:hAnsi="Helvetica" w:eastAsia="Helvetica" w:cs="Helvetica"/>
+                <w:i w:val="false"/>
+                <w:b w:val="false"/>
+                <w:u w:val="none"/>
+                <w:sz w:val="22"/>
+                <w:szCs w:val="22"/>
+                <w:color w:val="000000"/>
+              </w:rPr>
+              <w:t xml:space="preserve">0.367</w:t>
             </w:r>
           </w:p>
         </w:tc>
@@ -1412,7 +1412,7 @@
                 <w:szCs w:val="22"/>
                 <w:color w:val="000000"/>
               </w:rPr>
-              <w:t xml:space="preserve">2,727.0</w:t>
+              <w:t xml:space="preserve">2,748.4</w:t>
             </w:r>
           </w:p>
         </w:tc>
@@ -1464,7 +1464,7 @@
                 <w:szCs w:val="22"/>
                 <w:color w:val="000000"/>
               </w:rPr>
-              <w:t xml:space="preserve">3.13</w:t>
+              <w:t xml:space="preserve">2.90</w:t>
             </w:r>
           </w:p>
         </w:tc>
@@ -1516,7 +1516,7 @@
                 <w:szCs w:val="22"/>
                 <w:color w:val="000000"/>
               </w:rPr>
-              <w:t xml:space="preserve">0.084</w:t>
+              <w:t xml:space="preserve">0.086</w:t>
             </w:r>
           </w:p>
         </w:tc>
@@ -1626,7 +1626,7 @@
                 <w:szCs w:val="22"/>
                 <w:color w:val="000000"/>
               </w:rPr>
-              <w:t xml:space="preserve">2,729.2</w:t>
+              <w:t xml:space="preserve">2,750.5</w:t>
             </w:r>
           </w:p>
         </w:tc>
@@ -1678,7 +1678,7 @@
                 <w:szCs w:val="22"/>
                 <w:color w:val="000000"/>
               </w:rPr>
-              <w:t xml:space="preserve">5.33</w:t>
+              <w:t xml:space="preserve">5.02</w:t>
             </w:r>
           </w:p>
         </w:tc>
@@ -1730,7 +1730,7 @@
                 <w:szCs w:val="22"/>
                 <w:color w:val="000000"/>
               </w:rPr>
-              <w:t xml:space="preserve">0.028</w:t>
+              <w:t xml:space="preserve">0.030</w:t>
             </w:r>
           </w:p>
         </w:tc>
@@ -1840,7 +1840,7 @@
                 <w:szCs w:val="22"/>
                 <w:color w:val="000000"/>
               </w:rPr>
-              <w:t xml:space="preserve">2,729.6</w:t>
+              <w:t xml:space="preserve">2,750.7</w:t>
             </w:r>
           </w:p>
         </w:tc>
@@ -1892,7 +1892,7 @@
                 <w:szCs w:val="22"/>
                 <w:color w:val="000000"/>
               </w:rPr>
-              <w:t xml:space="preserve">5.80</w:t>
+              <w:t xml:space="preserve">5.25</w:t>
             </w:r>
           </w:p>
         </w:tc>
@@ -1944,7 +1944,7 @@
                 <w:szCs w:val="22"/>
                 <w:color w:val="000000"/>
               </w:rPr>
-              <w:t xml:space="preserve">0.022</w:t>
+              <w:t xml:space="preserve">0.027</w:t>
             </w:r>
           </w:p>
         </w:tc>
@@ -2054,7 +2054,7 @@
                 <w:szCs w:val="22"/>
                 <w:color w:val="000000"/>
               </w:rPr>
-              <w:t xml:space="preserve">2,728.9</w:t>
+              <w:t xml:space="preserve">2,749.8</w:t>
             </w:r>
           </w:p>
         </w:tc>
@@ -2106,7 +2106,7 @@
                 <w:szCs w:val="22"/>
                 <w:color w:val="000000"/>
               </w:rPr>
-              <w:t xml:space="preserve">5.09</w:t>
+              <w:t xml:space="preserve">4.33</w:t>
             </w:r>
           </w:p>
         </w:tc>
@@ -2158,7 +2158,7 @@
                 <w:szCs w:val="22"/>
                 <w:color w:val="000000"/>
               </w:rPr>
-              <w:t xml:space="preserve">0.031</w:t>
+              <w:t xml:space="preserve">0.042</w:t>
             </w:r>
           </w:p>
         </w:tc>
@@ -2268,7 +2268,7 @@
                 <w:szCs w:val="22"/>
                 <w:color w:val="000000"/>
               </w:rPr>
-              <w:t xml:space="preserve">2,729.5</w:t>
+              <w:t xml:space="preserve">2,750.0</w:t>
             </w:r>
           </w:p>
         </w:tc>
@@ -2320,7 +2320,7 @@
                 <w:szCs w:val="22"/>
                 <w:color w:val="000000"/>
               </w:rPr>
-              <w:t xml:space="preserve">5.67</w:t>
+              <w:t xml:space="preserve">4.50</w:t>
             </w:r>
           </w:p>
         </w:tc>
@@ -2372,7 +2372,7 @@
                 <w:szCs w:val="22"/>
                 <w:color w:val="000000"/>
               </w:rPr>
-              <w:t xml:space="preserve">0.024</w:t>
+              <w:t xml:space="preserve">0.039</w:t>
             </w:r>
           </w:p>
         </w:tc>

--- a/TablesFigures/AIC_Age_Threshold_Comparison.docx
+++ b/TablesFigures/AIC_Age_Threshold_Comparison.docx
@@ -342,7 +342,7 @@
                 <w:szCs w:val="22"/>
                 <w:color w:val="000000"/>
               </w:rPr>
-              <w:t xml:space="preserve">2,755.4</w:t>
+              <w:t xml:space="preserve">2,552.1</w:t>
             </w:r>
           </w:p>
         </w:tc>
@@ -394,7 +394,7 @@
                 <w:szCs w:val="22"/>
                 <w:color w:val="000000"/>
               </w:rPr>
-              <w:t xml:space="preserve">9.90</w:t>
+              <w:t xml:space="preserve">11.33</w:t>
             </w:r>
           </w:p>
         </w:tc>
@@ -446,7 +446,7 @@
                 <w:szCs w:val="22"/>
                 <w:color w:val="000000"/>
               </w:rPr>
-              <w:t xml:space="preserve">0.003</w:t>
+              <w:t xml:space="preserve">0.002</w:t>
             </w:r>
           </w:p>
         </w:tc>
@@ -556,7 +556,7 @@
                 <w:szCs w:val="22"/>
                 <w:color w:val="000000"/>
               </w:rPr>
-              <w:t xml:space="preserve">2,755.4</w:t>
+              <w:t xml:space="preserve">2,551.8</w:t>
             </w:r>
           </w:p>
         </w:tc>
@@ -608,7 +608,7 @@
                 <w:szCs w:val="22"/>
                 <w:color w:val="000000"/>
               </w:rPr>
-              <w:t xml:space="preserve">9.93</w:t>
+              <w:t xml:space="preserve">11.01</w:t>
             </w:r>
           </w:p>
         </w:tc>
@@ -660,7 +660,7 @@
                 <w:szCs w:val="22"/>
                 <w:color w:val="000000"/>
               </w:rPr>
-              <w:t xml:space="preserve">0.003</w:t>
+              <w:t xml:space="preserve">0.002</w:t>
             </w:r>
           </w:p>
         </w:tc>
@@ -770,7 +770,7 @@
                 <w:szCs w:val="22"/>
                 <w:color w:val="000000"/>
               </w:rPr>
-              <w:t xml:space="preserve">2,749.6</w:t>
+              <w:t xml:space="preserve">2,545.0</w:t>
             </w:r>
           </w:p>
         </w:tc>
@@ -822,7 +822,7 @@
                 <w:szCs w:val="22"/>
                 <w:color w:val="000000"/>
               </w:rPr>
-              <w:t xml:space="preserve">4.09</w:t>
+              <w:t xml:space="preserve">4.26</w:t>
             </w:r>
           </w:p>
         </w:tc>
@@ -874,7 +874,7 @@
                 <w:szCs w:val="22"/>
                 <w:color w:val="000000"/>
               </w:rPr>
-              <w:t xml:space="preserve">0.047</w:t>
+              <w:t xml:space="preserve">0.054</w:t>
             </w:r>
           </w:p>
         </w:tc>
@@ -915,18 +915,18 @@
               <w:rPr>
                 <w:rFonts w:ascii="Helvetica" w:hAnsi="Helvetica" w:eastAsia="Helvetica" w:cs="Helvetica"/>
                 <w:i w:val="false"/>
-                <w:b w:val="false"/>
-                <w:u w:val="none"/>
-                <w:sz w:val="22"/>
-                <w:szCs w:val="22"/>
-                <w:color w:val="000000"/>
-              </w:rPr>
-            </w:pPr>
-            <w:r>
-              <w:rPr>
-                <w:rFonts w:ascii="Helvetica" w:hAnsi="Helvetica" w:eastAsia="Helvetica" w:cs="Helvetica"/>
-                <w:i w:val="false"/>
-                <w:b w:val="false"/>
+                <w:b w:val="true"/>
+                <w:u w:val="none"/>
+                <w:sz w:val="22"/>
+                <w:szCs w:val="22"/>
+                <w:color w:val="000000"/>
+              </w:rPr>
+            </w:pPr>
+            <w:r>
+              <w:rPr>
+                <w:rFonts w:ascii="Helvetica" w:hAnsi="Helvetica" w:eastAsia="Helvetica" w:cs="Helvetica"/>
+                <w:i w:val="false"/>
+                <w:b w:val="true"/>
                 <w:u w:val="none"/>
                 <w:sz w:val="22"/>
                 <w:szCs w:val="22"/>
@@ -967,24 +967,24 @@
               <w:rPr>
                 <w:rFonts w:ascii="Helvetica" w:hAnsi="Helvetica" w:eastAsia="Helvetica" w:cs="Helvetica"/>
                 <w:i w:val="false"/>
-                <w:b w:val="false"/>
-                <w:u w:val="none"/>
-                <w:sz w:val="22"/>
-                <w:szCs w:val="22"/>
-                <w:color w:val="000000"/>
-              </w:rPr>
-            </w:pPr>
-            <w:r>
-              <w:rPr>
-                <w:rFonts w:ascii="Helvetica" w:hAnsi="Helvetica" w:eastAsia="Helvetica" w:cs="Helvetica"/>
-                <w:i w:val="false"/>
-                <w:b w:val="false"/>
-                <w:u w:val="none"/>
-                <w:sz w:val="22"/>
-                <w:szCs w:val="22"/>
-                <w:color w:val="000000"/>
-              </w:rPr>
-              <w:t xml:space="preserve">2,745.5</w:t>
+                <w:b w:val="true"/>
+                <w:u w:val="none"/>
+                <w:sz w:val="22"/>
+                <w:szCs w:val="22"/>
+                <w:color w:val="000000"/>
+              </w:rPr>
+            </w:pPr>
+            <w:r>
+              <w:rPr>
+                <w:rFonts w:ascii="Helvetica" w:hAnsi="Helvetica" w:eastAsia="Helvetica" w:cs="Helvetica"/>
+                <w:i w:val="false"/>
+                <w:b w:val="true"/>
+                <w:u w:val="none"/>
+                <w:sz w:val="22"/>
+                <w:szCs w:val="22"/>
+                <w:color w:val="000000"/>
+              </w:rPr>
+              <w:t xml:space="preserve">2,540.7</w:t>
             </w:r>
           </w:p>
         </w:tc>
@@ -1019,24 +1019,24 @@
               <w:rPr>
                 <w:rFonts w:ascii="Helvetica" w:hAnsi="Helvetica" w:eastAsia="Helvetica" w:cs="Helvetica"/>
                 <w:i w:val="false"/>
-                <w:b w:val="false"/>
-                <w:u w:val="none"/>
-                <w:sz w:val="22"/>
-                <w:szCs w:val="22"/>
-                <w:color w:val="000000"/>
-              </w:rPr>
-            </w:pPr>
-            <w:r>
-              <w:rPr>
-                <w:rFonts w:ascii="Helvetica" w:hAnsi="Helvetica" w:eastAsia="Helvetica" w:cs="Helvetica"/>
-                <w:i w:val="false"/>
-                <w:b w:val="false"/>
-                <w:u w:val="none"/>
-                <w:sz w:val="22"/>
-                <w:szCs w:val="22"/>
-                <w:color w:val="000000"/>
-              </w:rPr>
-              <w:t xml:space="preserve">0.05</w:t>
+                <w:b w:val="true"/>
+                <w:u w:val="none"/>
+                <w:sz w:val="22"/>
+                <w:szCs w:val="22"/>
+                <w:color w:val="000000"/>
+              </w:rPr>
+            </w:pPr>
+            <w:r>
+              <w:rPr>
+                <w:rFonts w:ascii="Helvetica" w:hAnsi="Helvetica" w:eastAsia="Helvetica" w:cs="Helvetica"/>
+                <w:i w:val="false"/>
+                <w:b w:val="true"/>
+                <w:u w:val="none"/>
+                <w:sz w:val="22"/>
+                <w:szCs w:val="22"/>
+                <w:color w:val="000000"/>
+              </w:rPr>
+              <w:t xml:space="preserve">0.00</w:t>
             </w:r>
           </w:p>
         </w:tc>
@@ -1071,24 +1071,24 @@
               <w:rPr>
                 <w:rFonts w:ascii="Helvetica" w:hAnsi="Helvetica" w:eastAsia="Helvetica" w:cs="Helvetica"/>
                 <w:i w:val="false"/>
-                <w:b w:val="false"/>
-                <w:u w:val="none"/>
-                <w:sz w:val="22"/>
-                <w:szCs w:val="22"/>
-                <w:color w:val="000000"/>
-              </w:rPr>
-            </w:pPr>
-            <w:r>
-              <w:rPr>
-                <w:rFonts w:ascii="Helvetica" w:hAnsi="Helvetica" w:eastAsia="Helvetica" w:cs="Helvetica"/>
-                <w:i w:val="false"/>
-                <w:b w:val="false"/>
-                <w:u w:val="none"/>
-                <w:sz w:val="22"/>
-                <w:szCs w:val="22"/>
-                <w:color w:val="000000"/>
-              </w:rPr>
-              <w:t xml:space="preserve">0.358</w:t>
+                <w:b w:val="true"/>
+                <w:u w:val="none"/>
+                <w:sz w:val="22"/>
+                <w:szCs w:val="22"/>
+                <w:color w:val="000000"/>
+              </w:rPr>
+            </w:pPr>
+            <w:r>
+              <w:rPr>
+                <w:rFonts w:ascii="Helvetica" w:hAnsi="Helvetica" w:eastAsia="Helvetica" w:cs="Helvetica"/>
+                <w:i w:val="false"/>
+                <w:b w:val="true"/>
+                <w:u w:val="none"/>
+                <w:sz w:val="22"/>
+                <w:szCs w:val="22"/>
+                <w:color w:val="000000"/>
+              </w:rPr>
+              <w:t xml:space="preserve">0.452</w:t>
             </w:r>
           </w:p>
         </w:tc>
@@ -1198,7 +1198,7 @@
                 <w:szCs w:val="22"/>
                 <w:color w:val="000000"/>
               </w:rPr>
-              <w:t xml:space="preserve">2,745.5</w:t>
+              <w:t xml:space="preserve">2,541.6</w:t>
             </w:r>
           </w:p>
         </w:tc>
@@ -1250,7 +1250,7 @@
                 <w:szCs w:val="22"/>
                 <w:color w:val="000000"/>
               </w:rPr>
-              <w:t xml:space="preserve">0.00</w:t>
+              <w:t xml:space="preserve">0.83</w:t>
             </w:r>
           </w:p>
         </w:tc>
@@ -1302,7 +1302,7 @@
                 <w:szCs w:val="22"/>
                 <w:color w:val="000000"/>
               </w:rPr>
-              <w:t xml:space="preserve">0.367</w:t>
+              <w:t xml:space="preserve">0.298</w:t>
             </w:r>
           </w:p>
         </w:tc>
@@ -1412,7 +1412,7 @@
                 <w:szCs w:val="22"/>
                 <w:color w:val="000000"/>
               </w:rPr>
-              <w:t xml:space="preserve">2,748.4</w:t>
+              <w:t xml:space="preserve">2,544.1</w:t>
             </w:r>
           </w:p>
         </w:tc>
@@ -1464,7 +1464,7 @@
                 <w:szCs w:val="22"/>
                 <w:color w:val="000000"/>
               </w:rPr>
-              <w:t xml:space="preserve">2.90</w:t>
+              <w:t xml:space="preserve">3.33</w:t>
             </w:r>
           </w:p>
         </w:tc>
@@ -1626,7 +1626,7 @@
                 <w:szCs w:val="22"/>
                 <w:color w:val="000000"/>
               </w:rPr>
-              <w:t xml:space="preserve">2,750.5</w:t>
+              <w:t xml:space="preserve">2,547.0</w:t>
             </w:r>
           </w:p>
         </w:tc>
@@ -1678,7 +1678,7 @@
                 <w:szCs w:val="22"/>
                 <w:color w:val="000000"/>
               </w:rPr>
-              <w:t xml:space="preserve">5.02</w:t>
+              <w:t xml:space="preserve">6.23</w:t>
             </w:r>
           </w:p>
         </w:tc>
@@ -1730,7 +1730,7 @@
                 <w:szCs w:val="22"/>
                 <w:color w:val="000000"/>
               </w:rPr>
-              <w:t xml:space="preserve">0.030</w:t>
+              <w:t xml:space="preserve">0.020</w:t>
             </w:r>
           </w:p>
         </w:tc>
@@ -1840,7 +1840,7 @@
                 <w:szCs w:val="22"/>
                 <w:color w:val="000000"/>
               </w:rPr>
-              <w:t xml:space="preserve">2,750.7</w:t>
+              <w:t xml:space="preserve">2,547.1</w:t>
             </w:r>
           </w:p>
         </w:tc>
@@ -1892,7 +1892,7 @@
                 <w:szCs w:val="22"/>
                 <w:color w:val="000000"/>
               </w:rPr>
-              <w:t xml:space="preserve">5.25</w:t>
+              <w:t xml:space="preserve">6.34</w:t>
             </w:r>
           </w:p>
         </w:tc>
@@ -1944,7 +1944,7 @@
                 <w:szCs w:val="22"/>
                 <w:color w:val="000000"/>
               </w:rPr>
-              <w:t xml:space="preserve">0.027</w:t>
+              <w:t xml:space="preserve">0.019</w:t>
             </w:r>
           </w:p>
         </w:tc>
@@ -2054,7 +2054,7 @@
                 <w:szCs w:val="22"/>
                 <w:color w:val="000000"/>
               </w:rPr>
-              <w:t xml:space="preserve">2,749.8</w:t>
+              <w:t xml:space="preserve">2,545.8</w:t>
             </w:r>
           </w:p>
         </w:tc>
@@ -2106,7 +2106,7 @@
                 <w:szCs w:val="22"/>
                 <w:color w:val="000000"/>
               </w:rPr>
-              <w:t xml:space="preserve">4.33</w:t>
+              <w:t xml:space="preserve">5.09</w:t>
             </w:r>
           </w:p>
         </w:tc>
@@ -2158,7 +2158,7 @@
                 <w:szCs w:val="22"/>
                 <w:color w:val="000000"/>
               </w:rPr>
-              <w:t xml:space="preserve">0.042</w:t>
+              <w:t xml:space="preserve">0.036</w:t>
             </w:r>
           </w:p>
         </w:tc>
@@ -2268,7 +2268,7 @@
                 <w:szCs w:val="22"/>
                 <w:color w:val="000000"/>
               </w:rPr>
-              <w:t xml:space="preserve">2,750.0</w:t>
+              <w:t xml:space="preserve">2,546.1</w:t>
             </w:r>
           </w:p>
         </w:tc>
@@ -2320,7 +2320,7 @@
                 <w:szCs w:val="22"/>
                 <w:color w:val="000000"/>
               </w:rPr>
-              <w:t xml:space="preserve">4.50</w:t>
+              <w:t xml:space="preserve">5.31</w:t>
             </w:r>
           </w:p>
         </w:tc>
@@ -2372,7 +2372,7 @@
                 <w:szCs w:val="22"/>
                 <w:color w:val="000000"/>
               </w:rPr>
-              <w:t xml:space="preserve">0.039</w:t>
+              <w:t xml:space="preserve">0.032</w:t>
             </w:r>
           </w:p>
         </w:tc>
